--- a/example_articles/occupations/Service/3.occupations_Service_New_York_Times.docx
+++ b/example_articles/occupations/Service/3.occupations_Service_New_York_Times.docx
@@ -7,9 +7,9 @@
         <w:pStyle w:val="Heading1"/>
       </w:pPr>
       <w:r>
-        <w:t>Review/Film;</w:t>
+        <w:t>CHOICE TABLES;</w:t>
         <w:br/>
-        <w:t>Bette Midler as a Selfless Mother in Tear-Inducing 'Stella'</w:t>
+        <w:t>San Francisco's Bold Newcomers</w:t>
       </w:r>
     </w:p>
     <w:p>
@@ -19,17 +19,17 @@
     </w:p>
     <w:p>
       <w:r>
-        <w:t>Date: 1990-02-02</w:t>
+        <w:t>Date: 1999-04-25</w:t>
       </w:r>
     </w:p>
     <w:p>
       <w:r>
-        <w:t>Section: Section C; Page 10, Column 1; Weekend Desk; Review</w:t>
+        <w:t>Section: Section 5;; Section 5; Page 6; Column 1; Travel Desk; Column 1;</w:t>
       </w:r>
     </w:p>
     <w:p>
       <w:r>
-        <w:t>Source file: NYT/47.DOCX</w:t>
+        <w:t>Source file: NYT/53.DOCX</w:t>
       </w:r>
     </w:p>
     <w:p>
@@ -51,55 +51,130 @@
     </w:p>
     <w:p>
       <w:r>
-        <w:t>Central Park's Tavern on the Green, where Bette Midler enacts perhaps a three-hanky version of the famous four-hanky ''Stella Dallas'' finale, isn't quite the right setting for this brave mother's ultimate sacrifice. It was in a spirit of joyful self-abnegation that Barbara Stanwyck's Stella, in the most famous scene from King Vidor's 1937 film, stood in the rain outside a grand hotel watching the wedding she could never attend, until a watchful guard shooed her away.</w:t>
+        <w:t>SAN FRANCISCANS like to think their city is a great restaurant town, and it is. This is not, however, because it has the best restaurants in the country -- it does not -- but because it is a singularly exciting and entertaining place to eat. First of all, there are a number of venerable restaurants that set high standards -- Zuni Cafe and Hayes Street Grill, for example. And secondly, San Francisco is one of the country's capitals of culinary experimenta tion.</w:t>
         <w:br/>
-        <w:t>But the glass-walled Tavern on the Green is a wedding-watcher's dream. Guards in Central Park at night have more pressing tasks than shooing away kindly, weeping mums. And most important, no mother today would see the wisdom of what Stella thinks she must do for her child. Even in 1937, there wasn't a great deal of sense at the heart of this story.</w:t>
+        <w:t>Nothing seems to intimidate the local chefs, who open restaurants with Las Vegas looks and Disneyland concepts. And there are dishes on the menus of these restaurants that would not show up anywhere in the world, except perhaps elsewhere in the Golden State.</w:t>
         <w:br/>
-        <w:t>''It seems unlikely that historians of the future will find Olive Higgins Prouty's 'Stella Dallas' among the imperishables of literature,'' Frank S. Nugent wrote in The New York Times when King Vidor's film (there had also been a 1925 silent version) opened at Radio City Music Hall that summer. Even then, Mr. Nugent noted, this 1923 novel was badly dated. ''On the practical surface of it, we cannot accept Stella Dallas in 1937. She is a caricature all the way.'' Yet Mr. Nugent, in admiration, also said of this story: ''It has a tough old hide and only a tougher hide can be proof against it.''</w:t>
+        <w:t>Yet sometimes -- often, in fact -- these bold steps work. And San Francisco restaurants continue to draw attention exactly because of their stylish designs and adventuresome menus.</w:t>
         <w:br/>
-        <w:t>Fifty-three years later, the world has changed so drastically that the bare bones of ''Stella Dallas'' don't even begin to support this story. Single mothers are not unusual; class barriers are not unbridgable; little birds routinely fall farther from the nest. Yet it's also true that the heart-tugging aspects of this mother-daughter drama retain their ability to bypass the brain, and that for the right actress the role of Stella remains a damp, soapy dream. Bette Midler, too old for the film's opening and too smart for its resolution, isn't exactly the right actress, but she's a lot closer than might have been expected. Ms. Midler manages to gloss over the story's inconsistencies, play up its charming aspects, and generally bluster her way through.</w:t>
+        <w:t>Nearly a dozen notable restaurants opened in San Francisco in 1998, and a few weeks ago, I ventured west with my 13-year-old daughter, Emma (an experienced and highly critical eater), to sample as many as possible in the course of a work week. Generally speaking, we and our sometime guests were delighted: of the eight restaurants we tried, I am enthusiastic about the five discussed below. The remaining three were notable largely for the excessive amounts of money spent on their appearance, but not for the food they served.</w:t>
         <w:br/>
-        <w:t>''Stella,'' directed by John Erman and written by Robert Getchell, has an abbreviated title because its heroine skips a step and never marries. Stephen Dallas (Stephen Collins), the handsome, well-bred medical student by whom Ms. Midler's feisty bartender has a child, is clearly not Mr. Right. In fact, he's not even someone who could plausibly take an interest in the rough-edged and raunchy Stella Claire, were it not for the fact that she leaps to the counter of the bar and does a pantomime striptease on the night he happens to drop by. Does this kind of behavior indicate that Stella will wind up hiding her light under a barrel? Throughout ''Stella'' many such questions arise, and audiences intent on enjoying the film would be well advised not to answer them.</w:t>
-        <w:br/>
-        <w:t>One of Bette Midler's real and unheralded talents is for camouflage, and her exuberance is most helpful in overshadowing the inconvenient aspects of this story. During Stella's and Stephen's courtship, Ms. Midler concentrates on showing off Stella as a great date; during her early years with little Jenny (played as a sunny, enchanting young woman by Trini Alvarado) she avoids questions about friendships, love affairs and job opportunities by concentrating solely on mother-daughter sweetness. And later on, as she prepares to steer Jenny toward the upper-class existence that ''Stella Dallas'' unquestioningly embraces as a better life, she pointedly insists that this isn't about money. Of all the thin ice that the film skates on, this is the thinnest by far.</w:t>
-        <w:br/>
-        <w:t>Ms. Midler's performance manages to be both involving and wildly inconsistent. The story is so full of holes that both she and Ms. Alvarado sometimes experience full personality changes from scene to scene. Why would the working-class woman who knows enough to tear the gold trim off her black cocktail dress, for fear of offending her patrician ex-lover, try to impress her daughter's friends by dressing like Carmen Miranda? Why would she look like a biddy in a tattered old cardigan one moment, like a cowgirl in a mini-skirt the next? The irreconcilable character traits in ''Stella'' aren't even confined to the story's two leads. As in the earlier film, the daughter's young friends are kept away from her birthday party because Stella is a social outcast. Today's teens, however, aren't too housebound to drive past Stella's window and drop their pants in rude salute.</w:t>
-        <w:br/>
-        <w:t>In addition to Ms. Midler, who's right to tackle this role with spirit, gumption and absolutely no shame, the rest of the cast is also strong. Ms. Alvarado, punkish in some scenes and every inch the debutante in others, brings a lovely, fresh manner to some of the story's craziest extremes. Mr. Collins and Marsha Mason, as the film's gracious bluebloods, manage to be attractive, disarming and not at all smug. And John Goodman, as the lovable blowhard who is Stella's devoted pal, once again makes salt-of-the-earth sturdiness a scene-stealing trait. His deep, abiding and mostly unconsummated affection for Stella is the sort of thing that, along with Stella's pure selflessness, makes sense only in movies, if even then. And only in movies like this. Tough hides, beware.</w:t>
-        <w:br/>
-        <w:t>''Stella'' is rated PG-13 (''Special Parental Guidance Suggested for Those Younger Than 13''). It has strong language and a few sexually suggestive scenes.</w:t>
+        <w:t>It's worth noting that there is one area in which many San Francisco restaurants do appear conservative, and it's a surprising one: wine. It is expected and understandable that the region's wines are overrepresented on lists. But the wine-by-the-glass selections were usually limited, and sometimes as predictable as those served at the bar of the local Holiday Inn -- a couple of chardonnays and merlots, and not much beyond that.</w:t>
         <w:br/>
         <w:t xml:space="preserve"> </w:t>
         <w:br/>
-        <w:t>Mommie Dearest</w:t>
+        <w:t>MC2</w:t>
+        <w:br/>
+        <w:t xml:space="preserve"> This is among the most handsome restaurants I've ever seen; there are modern art museums that should look so good. Carved from a Barbary Coast warehouse, it features brick, blond wood, ironwork, white fabric, stainless steel and sheets of light, much of it natural. We ate there on a dark, rainy day, and the visual experience was still exhilarating. And unlike some ultramodern spaces, this one is comfortable.</w:t>
+        <w:br/>
+        <w:t>But because the food has received decidedly mixed reviews, I was hesitant to have more than a drink here. The place was so appealing, though, that we settled in for lunch, to our ultimate delight.</w:t>
+        <w:br/>
+        <w:t>Adi Dassler, the owner of MC2 , is Alsatian and the chef, Yoshi Kojima, Japanese (he earned his stripes in the cross-cultural restaurants of Los Angeles), so describing MC2 as "contemporary California-French with subtle Japanese esthetic" -- as its publicity material does -- may be forgiven. But the food is actually more restrained than I expected; it has elegance, and is at times practically homey. (It's also relatively expensive, especially at dinner.)</w:t>
+        <w:br/>
+        <w:t>Tarte flambee, the traditional Alsatian pizza lightly covered with fromage blanc and bacon, is a natural starter, one a party of four might order with drinks. It's fired in the wood-burning oven, and I'd ask for it on the well-done side; ours, though delicious, was decidedly pale.</w:t>
+        <w:br/>
+        <w:t>Generally, starters are simple and effective, the salads not overly contrived and perfectly dressed. Pear and arugula with lemon vinaigrette and Stilton whetted the appetite nicely, as did fennel and cherry tomatoes with Parmesan.</w:t>
+        <w:br/>
+        <w:t>Crab cake is one of those dishes that is disappointing unless it's super, and this one was far short of that. It was on the soggy side, the saffron aioli and bell pepper vinaigrette reinforcements decidedly uninspired. A perfectly creamy soup of root vegetables was slaughtered by an abundance of thyme.</w:t>
+        <w:br/>
+        <w:t>But that was the low point of the meal. Roast red snapper with clams, mussels, olives and oven-dried tomatoes was a gorgeous Provencal-style dish, nicely scented with anise and fennel and bringing a touch of sun to a rainy day. Grilled tuna with vegetables and green peppercorn vinaigrette was also close to perfect, the tuna rare and tender, the vinaigrette sharp. The chef understands the use of acidity, a big plus.</w:t>
+        <w:br/>
+        <w:t>Desserts were irresistible. Malted chocolate chunk ice cream with dacquoise and chocolate sauce was my favorite, though Emma preferred the pineapple inside-out cake (we also polished off a credible apple tart).</w:t>
+        <w:br/>
+        <w:t>The wine list is strong and fairly priced, especially for whites, and there's a good selection of Bordeaux, although they are expensive.</w:t>
         <w:br/>
         <w:t xml:space="preserve"> </w:t>
         <w:br/>
-        <w:t>STELLA, directed by John Erman; screenplay by Robert Getchell; director of photography, Billy Williams; edited by Jerrold L. Ludwig; music by John Morris; production designer, James Hulsey; produced by Samuel Goldwyn Jr.; released by Touchstone Pictures. Running time: 106 minutes. This film is rated PG-13.</w:t>
+        <w:t>Oodles</w:t>
+        <w:br/>
+        <w:t>Elka Gilmore, a chef who has been acclaimed on both coasts, has never been conservative, and now that she has a place of her own, she's taking plenty of chances. The restaurant's name is off-putting, its location (at the foot of Nob Hill, not far from the Tenderloin) unusual, its interior awkward, and its concept -- Asian bistro -- poorly defined. (What does "combining traditional French techniques with Asian ingredients" mean, anyway?)</w:t>
+        <w:br/>
+        <w:t>None of this matters when the food hits the table. Ms. Gilmore does what she wants to do, and more often than not the results are devoured ecstatically. Furthermore, she is offering a close-to-revolutionary pricing structure: an eight-course tasting menu for the phenomenal price of $42, $60 with beverages (not all of which are wine).</w:t>
+        <w:br/>
+        <w:t>Here, Emma and I were joined by a group of five friends, so we were able to sample a large selection of Ms. Gilmore's cooking. Especially memorable were lentils with foie gras, a heavenly marriage; noodles with braised duck, a straightforward Asian dish deftly handled; gravlax brought to life with a cure of curry; raw tuna with gorgeous pickled baby vegetables; miso-marinated fish, tender, buttery and irresistible; and a hearty braised beef cheek with roasted root vegetables and truffled potato puree.</w:t>
+        <w:br/>
+        <w:t>When served as part of the tasting menu, each of these was paired with a wine of the restaurant's choice; the choices were invariably better than any I would have made.</w:t>
+        <w:br/>
+        <w:t>The precocious Ms. Gilmore -- she started working in restaurants when she was 11 ("I lied about my age"), graduated from college at 17, began cooking professionally a year later and opened Elka in San Francisco in 1991, before she was 30 -- has a wonderfully spacey presence, and it translates to her food. Despite the angular, not-especially-attractive interior, the restaurant is comfortable and inviting, and the brazen nature of the food gives a meal here a true sense of excitement.</w:t>
+        <w:br/>
+        <w:t>In addition, the prices are so appealing that I was more than willing to forgive the few dishes that didn't work. I support the idea of experimenting chefs, but I'd rather not pay through the nose to be the guinea pig.</w:t>
+        <w:br/>
+        <w:t>The desserts were disappointing. But that may have been because we had eaten and drunk so well in the previous two hours.</w:t>
+        <w:br/>
+        <w:t>The wine list is filled with rieslings, gewurztraminers and other wines designed to accompany the highly spiced food, and it works brilliantly. Prices are not only reasonable, but low.</w:t>
         <w:br/>
         <w:t xml:space="preserve"> </w:t>
         <w:br/>
-        <w:t>Stella Claire … Bette Midler</w:t>
+        <w:t>Delfina</w:t>
         <w:br/>
-        <w:t>Ed Munn … John Goodman</w:t>
+        <w:t>This crowded box of a place, just five months old, serves simple but sensational food of European lineage. In the not-too-distant past, a restaurant like this might have been called Continental, and although it is eclectic, the food is too good for that catchall term.</w:t>
         <w:br/>
-        <w:t>Jenny Claire … Trini Alvarado</w:t>
+        <w:t>Delfina's 30-something owners, Craig Stoll and Anne Spencer, merely set out to create a neighborhood restaurant, in which they could "cook well and feed people." By changing the menu daily and keeping their goals in sight, they have done an admirable job.</w:t>
         <w:br/>
-        <w:t>Stephen Dallas … Stephen Collins</w:t>
+        <w:t>Delfina, in the hip working-class Mission district, has only 37 seats. We and our friends took more than 10 percent of them, and ordered most of the menu, beginning with crisp, bitter crostini with winter greens, lemon, and pecorino; a perfect brandade de morue, garlicky salt cod puree served with crisp toasts, and grilled squid with white beans.</w:t>
         <w:br/>
-        <w:t>Janice Morrison … Marsha Mason</w:t>
+        <w:t>Some pasta dishes -- especially orecchiette with chickpeas and bitter greens -- were sensational, perfectly cooked, not oversauced, brought to the table hot. The ravioli of wild nettle and ricotta were on the bland side, but nevertheless enjoyable. A couple of salads were good, notably the roasted beets with local goat cheese, which Emma described as "awesome."</w:t>
         <w:br/>
-        <w:t>Mrs. Wilkerson … Eileen Brennan</w:t>
+        <w:t>Fried sand dab (a local flatfish) was the hit among the main courses, crisp-fried, with Meyer lemon-caper butter. Duck confit with vinegary cabbage and bacon was rich and smoky, and a Marin County steak with French fries perfectly cooked and flavorful.</w:t>
         <w:br/>
-        <w:t>Debbie Whitman … Linda Hart</w:t>
+        <w:t>Desserts were straightforward and well-executed: tangerine granita sang with flavor, and bittersweet chocolate cake delivered a good kick. The small, reasonably priced wine list is lovely, and complements the food perfectly; I just wish more of the wines were offered by the glass.</w:t>
         <w:br/>
-        <w:t>Jim Uptegrove … Ben Stiller</w:t>
+        <w:t xml:space="preserve"> </w:t>
         <w:br/>
-        <w:t>Pat Robbins … William McNamara</w:t>
+        <w:t>Black Cat</w:t>
         <w:br/>
-        <w:t>Jenny (age 3) … Ashley Peldon</w:t>
+        <w:t>Reed Hearon was already the darling of the San Francisco restaurant circuit when he opened Black Cat last June in North Beach. His Rose Pistola, where he serves nearly straightforward Italian food, and Rose's Cafe, perhaps the best destination in town for an eclectic brunch, were well established.</w:t>
         <w:br/>
-        <w:t>Jenny (age 8) … Alisan Porter</w:t>
+        <w:t>Now he is treated as a saint, for bringing new life to a beloved neighborhood, for patronizing local musicians (there is a thriving jazz lounge downstairs from the restaurant), for remaining open until 2 A.M., and for creating a cross-cultural restaurant that does not fuse cuisines but serves them side by side. Black Cat does all of these things in a funky atmosphere that seems to combine bistro and soda shop, with fluorescent lighting (somehow done tastefully), red leather booths and raw bar.</w:t>
+        <w:br/>
+        <w:t>But the menu is of most interest here. Mr. Hearon wants to reflect the city's "ethnic reality" -- that is, diversity -- not the fusion of cultures, so he's offering what he perceives as real Chinese and Italian food, a wide variety of minimally prepared West Coast seafood, and a few decadent favorites like foie gras, caviar and a lightly cooked steak "tartare." This means you can begin a meal with a dozen Olympia oysters, continue with a few plates of dim sum and finish with steak frites or chow mein.</w:t>
+        <w:br/>
+        <w:t>The execution is impressive. I'd been to Black Cat twice before, and Emma and I had a friend with us at this meal, so I've pretty much eaten through the menu, and there are no losers.</w:t>
+        <w:br/>
+        <w:t>What they call seared steak tartare, a fancy burger, is a carnivore's dream come true -- well-seasoned, high-quality meat, barely cooked. The dim sum and "small plates" include clams in black bean sauce; barbecued spare ribs; prosciutto with pear and radicchio, and roast beets with blood orange and fennel. All are wonderful, and many cost less than $5.</w:t>
+        <w:br/>
+        <w:t>In addition to those already mentioned, the more substantial courses (also priced moderately) include braised lamb shank; ravioli with greens, walnuts and Parmesan; curried rice noodles, and lobster with black bean sauce. Here, too, my favorite was the fried sand dab, this time served on toasted sourdough with Meyer lemon and fennel.</w:t>
+        <w:br/>
+        <w:t>Desserts are somewhat more straightforward, and the Asian influence is missing -- understandably.</w:t>
+        <w:br/>
+        <w:t>The comprehensive wine list is relatively expensive, given the reasonable cost of the food. But Europe is more fairly represented here than it is in most Bay Area restaurants.</w:t>
+        <w:br/>
+        <w:t xml:space="preserve"> </w:t>
+        <w:br/>
+        <w:t>Oritalia</w:t>
+        <w:br/>
+        <w:t>This restaurant is not new -- it's actually been around for 10 years -- but the location next to the Juliana Hotel is, and its interior is so striking that it commanded my attention. Oritalia is a place you are either going to love or hate. (Or you might remain undecided, like me.) It is outrageously pretentious and almost equally impressive. There are Venetian silk chandeliers, spectacular copper and blown-glass light fixtures, Asian antiques and an abundance of velvet.</w:t>
+        <w:br/>
+        <w:t>All of which would be too much for me, were it not for one awe-inspiring feature: curtained booths that can be completely closed off from the restaurant and made entirely private, complete with call lights for summoning the staff. Perhaps I'm a hopeless romantic, but this made the restaurant not only special but exciting. (Though the booths can be requested, they are not guaranteed.)</w:t>
+        <w:br/>
+        <w:t>Generally, the food delivers. The young chef, 31-year-old Brenda Buenviaje -- who grew up in a Filipino-Creole household -- does not push the boundaries of Asian-Italian cooking (Ori-talia, get it?) to the extreme, and her restraint is welcome given the excesses of the decor. Perhaps sauteed gnocchi topped with lobster and a galangal-lime beurre blanc doesn't sound moderate, but the dish works. Equally successful was tuna tartare on sticky rice cakes with shiso and Asian pears, an elaborate mound of complementary flavors.</w:t>
+        <w:br/>
+        <w:t>But it takes a great deal of talent and experience to consistently deliver fusion food as ambitious as this, and there are places where Oritalia falls short. Sake steamed sea bass with black bean sauce, grilled portobellos, arugula and green bean tempura had a number of interesting things going on, but they did not fuse -- in fact, they fought.</w:t>
+        <w:br/>
+        <w:t>The wine list is pricey and on the short side, but there are interesting choices, especially from California. Still, one might hope for more selections, given the challenging menu.</w:t>
+        <w:br/>
+        <w:t>On the other hand, desserts excelled. I especially liked the "creamsicle," a combination of vanilla ice cream and tangerine granita, and once again Emma described a dish -- this time the coconut flan -- as "awesome." The chocolate napoleon, a crisp, rich mille-feuille served with caramel ice cream, was too sweet for either of us.</w:t>
+        <w:br/>
+        <w:t xml:space="preserve"> </w:t>
+        <w:br/>
+        <w:t>Bill of fare</w:t>
+        <w:br/>
+        <w:t xml:space="preserve"> Smoking is not allowed in California restaurants. These restaurants, all in San Francisco, accept all major credit cards, except Delfina, which takes only Visa and Mastercard. Reservations are recommended.</w:t>
+        <w:br/>
+        <w:t>The cost of a meal is highly variable depending on what you order; unless otherwise noted, prices here are based on the average cost of two courses and dessert with a modest bottle of wine.</w:t>
+        <w:br/>
+        <w:t>MC2, 470 Pacific Avenue; (415) 956-0666. Lunch Monday through Friday, dinner Monday through Saturday. Valet parking (dinner only). Lunch for two, about $80; dinner for two, around $110.</w:t>
+        <w:br/>
+        <w:t>Oodles, 900 Bush Street; (415) 928-1888. Dinner Monday through Saturday. Valet parking. A tasting menu (recommended) is $60 a person including beverages, $42 without; an a la carte dinner for two starts around $55 with wine.</w:t>
+        <w:br/>
+        <w:t>Delfina, 3621 18th Street; (415) 552-4055. Dinner nightly. Parking is on the street. Dinner for two, around $60.</w:t>
+        <w:br/>
+        <w:t>Black Cat, 501 Broadway; (415) 981-2233. Lunch and dinner, noon to 2 A.M. every day. Valet parking. Lunch for two, around $60; dinner for two, around $75.</w:t>
+        <w:br/>
+        <w:t>Oritalia, 586 Bush Street; (415) 782-8122. Dinner nightly. Valet parking Thursday through Saturday. Dinner for two, around $90.</w:t>
+        <w:br/>
+        <w:br/>
+        <w:t>http://www.nytimes.com</w:t>
         <w:br/>
         <w:br/>
         <w:t>Graphic</w:t>
@@ -107,7 +182,7 @@
         <w:br/>
         <w:t xml:space="preserve"> </w:t>
         <w:br/>
-        <w:t>Photo: Bette Midler (Pat Harbron)</w:t>
+        <w:t>Photos: Pineapple inside-out cake at MC2. At MC2, the chef is Japanese and the owner Alsatian. Oritalia has a striking interior. Delfina, in the Mission district. Oodles, an Asian bistro at the foot of Nob Hill. (Terrence McCarthy for The New York Times)(pg. 6); Oodles, an Asian bistro at the foot of Nob Hill. (Terrence McCarthy for The New York Times)(pg. 22)</w:t>
       </w:r>
     </w:p>
     <w:sectPr>

--- a/example_articles/occupations/Service/3.occupations_Service_New_York_Times.docx
+++ b/example_articles/occupations/Service/3.occupations_Service_New_York_Times.docx
@@ -7,9 +7,7 @@
         <w:pStyle w:val="Heading1"/>
       </w:pPr>
       <w:r>
-        <w:t>CHOICE TABLES;</w:t>
-        <w:br/>
-        <w:t>San Francisco's Bold Newcomers</w:t>
+        <w:t>Before the Downfall Of a Connecticut Priest, A Taste of the Good Life - Correction Appended</w:t>
       </w:r>
     </w:p>
     <w:p>
@@ -19,22 +17,22 @@
     </w:p>
     <w:p>
       <w:r>
-        <w:t>Date: 1999-04-25</w:t>
+        <w:t>Date: 2006-07-09</w:t>
       </w:r>
     </w:p>
     <w:p>
       <w:r>
-        <w:t>Section: Section 5;; Section 5; Page 6; Column 1; Travel Desk; Column 1;</w:t>
+        <w:t>Section: Section 1; Column 3; Metropolitan Desk; Second Front; Pg. 19</w:t>
       </w:r>
     </w:p>
     <w:p>
       <w:r>
-        <w:t>Source file: NYT/53.DOCX</w:t>
+        <w:t>Source file: NYT/48.DOCX</w:t>
       </w:r>
     </w:p>
     <w:p>
       <w:r>
-        <w:t>Raw occupations result, 'occupations': ['Service']</w:t>
+        <w:t>Raw occupations result, 'occupations': ['Other: Police force (local)']</w:t>
       </w:r>
     </w:p>
     <w:p>
@@ -51,130 +49,103 @@
     </w:p>
     <w:p>
       <w:r>
-        <w:t>SAN FRANCISCANS like to think their city is a great restaurant town, and it is. This is not, however, because it has the best restaurants in the country -- it does not -- but because it is a singularly exciting and entertaining place to eat. First of all, there are a number of venerable restaurants that set high standards -- Zuni Cafe and Hayes Street Grill, for example. And secondly, San Francisco is one of the country's capitals of culinary experimenta tion.</w:t>
+        <w:t>The Rev. Michael Jude Fay had his hair highlighted each spring at a local salon at prices of $85 or more, his hairdresser said. His vacation getaway was an ocean-view condominium in Florida that he owned with a close friend from Philadelphia. And he repeatedly spent thousands of dollars on luggage, jewelry and designer clothes, even though his salary was a modest $28,000 a year.</w:t>
         <w:br/>
-        <w:t>Nothing seems to intimidate the local chefs, who open restaurants with Las Vegas looks and Disneyland concepts. And there are dishes on the menus of these restaurants that would not show up anywhere in the world, except perhaps elsewhere in the Golden State.</w:t>
+        <w:t xml:space="preserve">  To many of his parishioners at St. John Roman Catholic Church in Darien, Father Fay's lavish ways came as a shock nearly two months ago when the Diocese of Bridgeport demanded his resignation because of questions about his suitability for the priesthood, his lifestyle and his financial stewardship of the church.</w:t>
         <w:br/>
-        <w:t>Yet sometimes -- often, in fact -- these bold steps work. And San Francisco restaurants continue to draw attention exactly because of their stylish designs and adventuresome menus.</w:t>
+        <w:t>To those parishioners, he was the dutiful son of a New Jersey police officer and an advocate for the poor in wealthy Fairfield County. At times aloof, he was also sensitive in dealing with grief-stricken parishioners and showed flair in producing Broadway-style plays with local talent.</w:t>
         <w:br/>
-        <w:t>Nearly a dozen notable restaurants opened in San Francisco in 1998, and a few weeks ago, I ventured west with my 13-year-old daughter, Emma (an experienced and highly critical eater), to sample as many as possible in the course of a work week. Generally speaking, we and our sometime guests were delighted: of the eight restaurants we tried, I am enthusiastic about the five discussed below. The remaining three were notable largely for the excessive amounts of money spent on their appearance, but not for the food they served.</w:t>
+        <w:t xml:space="preserve">  ''People loved him,'' said Richard Manegio, a Darien businessman whose ex-wife relied on Father Fay when she was battling cancer.</w:t>
         <w:br/>
-        <w:t>It's worth noting that there is one area in which many San Francisco restaurants do appear conservative, and it's a surprising one: wine. It is expected and understandable that the region's wines are overrepresented on lists. But the wine-by-the-glass selections were usually limited, and sometimes as predictable as those served at the bar of the local Holiday Inn -- a couple of chardonnays and merlots, and not much beyond that.</w:t>
+        <w:t xml:space="preserve">  But a handful of parishioners, current and former employees and local merchants had nursed suspicions for years about the longtime pastor. In interviews, they -- and investigators, lawyers and church officials who came into the case more recently -- said Father Fay's taste for the gilded life seemed to have spun out of control in recent years. </w:t>
         <w:br/>
-        <w:t xml:space="preserve"> </w:t>
+        <w:t xml:space="preserve">  ''He was the most high-class priest I've ever seen,'' said Frank Colandro, the owner of a deli across the street from the church, mentioning Father Fay's expensive-looking shoes and watches. And the more Father Fay spent, his critics say, the more autocratic and secretive he became about the church's finances.</w:t>
         <w:br/>
-        <w:t>MC2</w:t>
+        <w:t xml:space="preserve">  Parishioners say there were warning signs about his spending, such as a black-tie bash he threw for himself at the Pierre Hotel, one of the premier hotels in Manhattan, in May 2003 to commemorate his 25th anniversary in the priesthood. But the Bridgeport Diocese did not pressure him to step aside until this year, after private investigators hired by the parish's bookkeeper and associate pastor documented at least $200,000 in questionable spending by Father Fay.</w:t>
         <w:br/>
-        <w:t xml:space="preserve"> This is among the most handsome restaurants I've ever seen; there are modern art museums that should look so good. Carved from a Barbary Coast warehouse, it features brick, blond wood, ironwork, white fabric, stainless steel and sheets of light, much of it natural. We ate there on a dark, rainy day, and the visual experience was still exhilarating. And unlike some ultramodern spaces, this one is comfortable.</w:t>
+        <w:t xml:space="preserve">  Now, F.B.I. agents are investigating his case, and parish officials have been passing the plate at services with extra pleas for offerings to ease the parish's debt load. </w:t>
         <w:br/>
-        <w:t>But because the food has received decidedly mixed reviews, I was hesitant to have more than a drink here. The place was so appealing, though, that we settled in for lunch, to our ultimate delight.</w:t>
+        <w:t xml:space="preserve">  The diocese, which violated its own policy by not auditing the parish's finances for more than five years, has said it will not comment on Father Fay until its own investigation is done. </w:t>
         <w:br/>
-        <w:t>Adi Dassler, the owner of MC2 , is Alsatian and the chef, Yoshi Kojima, Japanese (he earned his stripes in the cross-cultural restaurants of Los Angeles), so describing MC2 as "contemporary California-French with subtle Japanese esthetic" -- as its publicity material does -- may be forgiven. But the food is actually more restrained than I expected; it has elegance, and is at times practically homey. (It's also relatively expensive, especially at dinner.)</w:t>
+        <w:t xml:space="preserve">  Father Fay has not commented publicly, nor have the two lawyers who have told investigators they represent him. Attempts to obtain a comment from Father Fay were unsuccessful.</w:t>
         <w:br/>
-        <w:t>Tarte flambee, the traditional Alsatian pizza lightly covered with fromage blanc and bacon, is a natural starter, one a party of four might order with drinks. It's fired in the wood-burning oven, and I'd ask for it on the well-done side; ours, though delicious, was decidedly pale.</w:t>
+        <w:t xml:space="preserve">  His 85-year-old mother, Mildred Fay, said in a brief interview, ''He's a wonderful person, and he's been wrongly accused.'' </w:t>
         <w:br/>
-        <w:t>Generally, starters are simple and effective, the salads not overly contrived and perfectly dressed. Pear and arugula with lemon vinaigrette and Stilton whetted the appetite nicely, as did fennel and cherry tomatoes with Parmesan.</w:t>
+        <w:t xml:space="preserve">  Even people who thought they knew him well now say Father Fay, 55, has become a riddle to them. ''This is a shock,'' said Ken Bruno, a building inspector in Palisades Park, N.J., whose children were confirmed by Father Fay about eight years ago. ''I'm still trying to make sense of it.''</w:t>
         <w:br/>
-        <w:t>Crab cake is one of those dishes that is disappointing unless it's super, and this one was far short of that. It was on the soggy side, the saffron aioli and bell pepper vinaigrette reinforcements decidedly uninspired. A perfectly creamy soup of root vegetables was slaughtered by an abundance of thyme.</w:t>
+        <w:t xml:space="preserve">  Father Fay's story begins in Palisades Park, a tight-knit, working-class town that barely covers one square mile. His father, Martin Terrance Fay, was a co-captain of the football team at St. Cecilia High School in Englewood, N.J., just as a new assistant coach, Vince Lombardi, was taking the team to new heights. </w:t>
         <w:br/>
-        <w:t>But that was the low point of the meal. Roast red snapper with clams, mussels, olives and oven-dried tomatoes was a gorgeous Provencal-style dish, nicely scented with anise and fennel and bringing a touch of sun to a rainy day. Grilled tuna with vegetables and green peppercorn vinaigrette was also close to perfect, the tuna rare and tender, the vinaigrette sharp. The chef understands the use of acidity, a big plus.</w:t>
+        <w:t xml:space="preserve">  Martin Fay served in the Marine Corps during World War II and played minor-league football briefly until an injury sidelined him. Joining the Palisades Park police force in 1946, he ultimately became its chief. And when he died 10 years ago, the borough mourned, according to Frank A. Patti, a mortician who doubled until recently as the town historian. </w:t>
         <w:br/>
-        <w:t>Desserts were irresistible. Malted chocolate chunk ice cream with dacquoise and chocolate sauce was my favorite, though Emma preferred the pineapple inside-out cake (we also polished off a credible apple tart).</w:t>
+        <w:t xml:space="preserve">  Father Fay ''comes from good stock,'' Mr. Patti said.</w:t>
         <w:br/>
-        <w:t>The wine list is strong and fairly priced, especially for whites, and there's a good selection of Bordeaux, although they are expensive.</w:t>
+        <w:t xml:space="preserve">  Michael James Fay, the third of the Fays' five children, attended the local parish school, was active in Catholic youth organizations and appeared in a school play.</w:t>
         <w:br/>
-        <w:t xml:space="preserve"> </w:t>
+        <w:t xml:space="preserve">  None of Father Fay's siblings responded to requests for interviews.</w:t>
         <w:br/>
-        <w:t>Oodles</w:t>
+        <w:t xml:space="preserve">  After a stint at St. Francis University in Loretto, Pa., he earned a degree from St. Mary's Seminary in Baltimore in 1977, adopted the middle name Jude and earned a Master of Arts degree in 1986 from Manhattan College, according to school records.</w:t>
         <w:br/>
-        <w:t>Elka Gilmore, a chef who has been acclaimed on both coasts, has never been conservative, and now that she has a place of her own, she's taking plenty of chances. The restaurant's name is off-putting, its location (at the foot of Nob Hill, not far from the Tenderloin) unusual, its interior awkward, and its concept -- Asian bistro -- poorly defined. (What does "combining traditional French techniques with Asian ingredients" mean, anyway?)</w:t>
+        <w:t xml:space="preserve">  After being ordained in 1978, he worked as parochial vicar at some of Connecticut's most prosperous parishes, including St. Paul in Greenwich and St. Aloysius in New Canaan.</w:t>
         <w:br/>
-        <w:t>None of this matters when the food hits the table. Ms. Gilmore does what she wants to do, and more often than not the results are devoured ecstatically. Furthermore, she is offering a close-to-revolutionary pricing structure: an eight-course tasting menu for the phenomenal price of $42, $60 with beverages (not all of which are wine).</w:t>
+        <w:t xml:space="preserve">  In 1991, he was put in charge of another wealthy parish, St. John, Darien's oldest Roman Catholic church. Parishioners say he urged them to show compassion to the needy, and they obliged by putting $10,000 or more a week into the church's collection baskets. </w:t>
         <w:br/>
-        <w:t>Here, Emma and I were joined by a group of five friends, so we were able to sample a large selection of Ms. Gilmore's cooking. Especially memorable were lentils with foie gras, a heavenly marriage; noodles with braised duck, a straightforward Asian dish deftly handled; gravlax brought to life with a cure of curry; raw tuna with gorgeous pickled baby vegetables; miso-marinated fish, tender, buttery and irresistible; and a hearty braised beef cheek with roasted root vegetables and truffled potato puree.</w:t>
+        <w:t xml:space="preserve">  Parishioners also appreciated the spirited theatrical productions he helped direct at the church, including ''Nunsense,'' ''Guys and Dolls'' and ''Fiddler on the Roof.''</w:t>
         <w:br/>
-        <w:t>When served as part of the tasting menu, each of these was paired with a wine of the restaurant's choice; the choices were invariably better than any I would have made.</w:t>
+        <w:t xml:space="preserve">  Starting in 2000, Father Fay's star seemed to rise. Sacred Heart University honored him for community service in 2002, and the Bridgeport Diocese appointed him to a sexual misconduct review board that year.</w:t>
         <w:br/>
-        <w:t>The precocious Ms. Gilmore -- she started working in restaurants when she was 11 ("I lied about my age"), graduated from college at 17, began cooking professionally a year later and opened Elka in San Francisco in 1991, before she was 30 -- has a wonderfully spacey presence, and it translates to her food. Despite the angular, not-especially-attractive interior, the restaurant is comfortable and inviting, and the brazen nature of the food gives a meal here a true sense of excitement.</w:t>
+        <w:t xml:space="preserve">  For all his outward success, it was evident that Father Fay had an appetite for little luxuries, such as the blond highlights his Darien hairdresser said he put in his hair.</w:t>
         <w:br/>
-        <w:t>In addition, the prices are so appealing that I was more than willing to forgive the few dishes that didn't work. I support the idea of experimenting chefs, but I'd rather not pay through the nose to be the guinea pig.</w:t>
+        <w:t xml:space="preserve">  A small bridal shower he threw for a Sunday school teacher had a three-piece combo and jaw-dropping flower arrangements, a person who attended said.</w:t>
         <w:br/>
-        <w:t>The desserts were disappointing. But that may have been because we had eaten and drunk so well in the previous two hours.</w:t>
+        <w:t xml:space="preserve">  Parishioners said he spent thousands of dollars sprucing up the church and expanding the house where the priests lived. When one parent questioned the cost of a tapestry, Father Fay cut her off by saying, ''What makes you think it wasn't a gift?'' said Regina Damanti, a parishioner who heard the exchange.</w:t>
         <w:br/>
-        <w:t>The wine list is filled with rieslings, gewurztraminers and other wines designed to accompany the highly spiced food, and it works brilliantly. Prices are not only reasonable, but low.</w:t>
+        <w:t xml:space="preserve">  Investigators say that friends and family of Father Fay seemed to receive special privileges or favors from the parish. For instance, the church paid last fall to fly another priest from Baltimore to Fort Lauderdale, Fla., where Father Fay owns a condominium, parish records show.</w:t>
         <w:br/>
-        <w:t xml:space="preserve"> </w:t>
+        <w:t xml:space="preserve">  Father Fay also asked the church's caretaker to paint his mother's home in New Jersey and to repair the bungalow he once owned in western Connecticut, on church time, the investigators said.</w:t>
         <w:br/>
-        <w:t>Delfina</w:t>
+        <w:t xml:space="preserve">  Ellen Patafio, who was the parish's secretary from November 2004 until she quit in February, said Father Fay ''really changed a lot over the time I worked there.'' </w:t>
         <w:br/>
-        <w:t>This crowded box of a place, just five months old, serves simple but sensational food of European lineage. In the not-too-distant past, a restaurant like this might have been called Continental, and although it is eclectic, the food is too good for that catchall term.</w:t>
+        <w:t xml:space="preserve">  Parishioners would call the office, wanting to discuss their problems with the priest, she said, and ''every time Jude would get on the phone, he'd roll his eyes.''</w:t>
         <w:br/>
-        <w:t>Delfina's 30-something owners, Craig Stoll and Anne Spencer, merely set out to create a neighborhood restaurant, in which they could "cook well and feed people." By changing the menu daily and keeping their goals in sight, they have done an admirable job.</w:t>
+        <w:t xml:space="preserve">  Over time, she and others said, they noticed that he left more of the pastoral work to his parochial vicar, the Rev. Michael J. Madden.</w:t>
         <w:br/>
-        <w:t>Delfina, in the hip working-class Mission district, has only 37 seats. We and our friends took more than 10 percent of them, and ordered most of the menu, beginning with crisp, bitter crostini with winter greens, lemon, and pecorino; a perfect brandade de morue, garlicky salt cod puree served with crisp toasts, and grilled squid with white beans.</w:t>
+        <w:t xml:space="preserve">  Father Fay learned he had prostate cancer, but Ms. Patafio and other parishioners said he cited problems from the cancer to avoid duties he disliked. He called it playing his ''cancer card,'' they said.</w:t>
         <w:br/>
-        <w:t>Some pasta dishes -- especially orecchiette with chickpeas and bitter greens -- were sensational, perfectly cooked, not oversauced, brought to the table hot. The ravioli of wild nettle and ricotta were on the bland side, but nevertheless enjoyable. A couple of salads were good, notably the roasted beets with local goat cheese, which Emma described as "awesome."</w:t>
+        <w:t xml:space="preserve">  Bishop William E. Lori of Bridgeport told a recent gathering of parishioners that he may have given Father Fay latitude because he assumed the priest was in dire health. The severity of Father Fay's cancer problems is not known. </w:t>
         <w:br/>
-        <w:t>Fried sand dab (a local flatfish) was the hit among the main courses, crisp-fried, with Meyer lemon-caper butter. Duck confit with vinegary cabbage and bacon was rich and smoky, and a Marin County steak with French fries perfectly cooked and flavorful.</w:t>
+        <w:t xml:space="preserve">  Father Fay did not relinquish his tight control over the church's finances, however, according to accounts provided by Ms. Patafio; the church's bookkeeper, Bethany D'Erario; her lawyer, Mickey Sherman; and the investigators she and Father Madden hired in May to look into possible improprieties at the church.</w:t>
         <w:br/>
-        <w:t>Desserts were straightforward and well-executed: tangerine granita sang with flavor, and bittersweet chocolate cake delivered a good kick. The small, reasonably priced wine list is lovely, and complements the food perfectly; I just wish more of the wines were offered by the glass.</w:t>
+        <w:t xml:space="preserve">  Father Fay typically kept donations to the church in his desk drawer instead of promptly depositing them in the church's bank account, making it difficult to track how the funds were used, said Vito Colucci Jr., one of the investigators hired by Father Madden. </w:t>
         <w:br/>
-        <w:t xml:space="preserve"> </w:t>
+        <w:t xml:space="preserve">  In recent years, Father Fay also picked the members of the church's lay boards rather than let parishioners cast ballots, as they once did. None of the members of the parish's finance council returned calls seeking comment.</w:t>
         <w:br/>
-        <w:t>Black Cat</w:t>
+        <w:t xml:space="preserve">  At least one member of the finance council, William Besgen, attended the black-tie event that Father Fay had at the Pierre Hotel in 2003, according to a seating list and Mr. Besgen's lawyer.</w:t>
         <w:br/>
-        <w:t>Reed Hearon was already the darling of the San Francisco restaurant circuit when he opened Black Cat last June in North Beach. His Rose Pistola, where he serves nearly straightforward Italian food, and Rose's Cafe, perhaps the best destination in town for an eclectic brunch, were well established.</w:t>
+        <w:t xml:space="preserve">  In the spring of 2005, Father Fay and his friend from Philadelphia, Cliff Fantini, a wedding consultant, jointly bought a $449,100 condo in Fort Lauderdale, property records show. Furnishings and monthly cable bills were charged to the parish, church records show. </w:t>
         <w:br/>
-        <w:t>Now he is treated as a saint, for bringing new life to a beloved neighborhood, for patronizing local musicians (there is a thriving jazz lounge downstairs from the restaurant), for remaining open until 2 A.M., and for creating a cross-cultural restaurant that does not fuse cuisines but serves them side by side. Black Cat does all of these things in a funky atmosphere that seems to combine bistro and soda shop, with fluorescent lighting (somehow done tastefully), red leather booths and raw bar.</w:t>
+        <w:t xml:space="preserve">  The two men are also listed as tenants of a luxury apartment on East 63rd Street in Manhattan, the building's staff said. Mr. Fantini, known professionally as Cliff Martell, also stayed at the rectory for extended periods, Ms. Patafio said. </w:t>
         <w:br/>
-        <w:t>But the menu is of most interest here. Mr. Hearon wants to reflect the city's "ethnic reality" -- that is, diversity -- not the fusion of cultures, so he's offering what he perceives as real Chinese and Italian food, a wide variety of minimally prepared West Coast seafood, and a few decadent favorites like foie gras, caviar and a lightly cooked steak "tartare." This means you can begin a meal with a dozen Olympia oysters, continue with a few plates of dim sum and finish with steak frites or chow mein.</w:t>
+        <w:t xml:space="preserve">  Ms. Patafio said Father Fay showered gifts, meals and trips on Mr. Fantini. ''Jude was always chasing after him,'' she said. </w:t>
         <w:br/>
-        <w:t>The execution is impressive. I'd been to Black Cat twice before, and Emma and I had a friend with us at this meal, so I've pretty much eaten through the menu, and there are no losers.</w:t>
+        <w:t xml:space="preserve">  Mr. Fantini did not respond to multiple messages left at his home. </w:t>
         <w:br/>
-        <w:t>What they call seared steak tartare, a fancy burger, is a carnivore's dream come true -- well-seasoned, high-quality meat, barely cooked. The dim sum and "small plates" include clams in black bean sauce; barbecued spare ribs; prosciutto with pear and radicchio, and roast beets with blood orange and fennel. All are wonderful, and many cost less than $5.</w:t>
+        <w:t xml:space="preserve">  In April, the bookkeeper and Father Madden took their concerns to the diocese. Father Fay appeared before the bishop on May 9 to respond to the allegations but left without being relieved of his duties.</w:t>
         <w:br/>
-        <w:t>In addition to those already mentioned, the more substantial courses (also priced moderately) include braised lamb shank; ravioli with greens, walnuts and Parmesan; curried rice noodles, and lobster with black bean sauce. Here, too, my favorite was the fried sand dab, this time served on toasted sourdough with Meyer lemon and fennel.</w:t>
+        <w:t xml:space="preserve">  Frustrated, the bookkeeper and Father Madden asked Mr. Colucci and Wendy Kleinknecht, another investigator, to review records the bookkeeper had copied. On May 17, the investigators took their findings to the Darien police. The bishop asked Father Fay to resign and to leave the premises that same day. </w:t>
         <w:br/>
-        <w:t>Desserts are somewhat more straightforward, and the Asian influence is missing -- understandably.</w:t>
+        <w:t xml:space="preserve">  Parishioners say they have not seen him since, although his sister Kathleen showed up recently to retrieve his personal belongings, including a cabinet full of Waterford crystal he left behind.</w:t>
         <w:br/>
-        <w:t>The comprehensive wine list is relatively expensive, given the reasonable cost of the food. But Europe is more fairly represented here than it is in most Bay Area restaurants.</w:t>
-        <w:br/>
-        <w:t xml:space="preserve"> </w:t>
-        <w:br/>
-        <w:t>Oritalia</w:t>
-        <w:br/>
-        <w:t>This restaurant is not new -- it's actually been around for 10 years -- but the location next to the Juliana Hotel is, and its interior is so striking that it commanded my attention. Oritalia is a place you are either going to love or hate. (Or you might remain undecided, like me.) It is outrageously pretentious and almost equally impressive. There are Venetian silk chandeliers, spectacular copper and blown-glass light fixtures, Asian antiques and an abundance of velvet.</w:t>
-        <w:br/>
-        <w:t>All of which would be too much for me, were it not for one awe-inspiring feature: curtained booths that can be completely closed off from the restaurant and made entirely private, complete with call lights for summoning the staff. Perhaps I'm a hopeless romantic, but this made the restaurant not only special but exciting. (Though the booths can be requested, they are not guaranteed.)</w:t>
-        <w:br/>
-        <w:t>Generally, the food delivers. The young chef, 31-year-old Brenda Buenviaje -- who grew up in a Filipino-Creole household -- does not push the boundaries of Asian-Italian cooking (Ori-talia, get it?) to the extreme, and her restraint is welcome given the excesses of the decor. Perhaps sauteed gnocchi topped with lobster and a galangal-lime beurre blanc doesn't sound moderate, but the dish works. Equally successful was tuna tartare on sticky rice cakes with shiso and Asian pears, an elaborate mound of complementary flavors.</w:t>
-        <w:br/>
-        <w:t>But it takes a great deal of talent and experience to consistently deliver fusion food as ambitious as this, and there are places where Oritalia falls short. Sake steamed sea bass with black bean sauce, grilled portobellos, arugula and green bean tempura had a number of interesting things going on, but they did not fuse -- in fact, they fought.</w:t>
-        <w:br/>
-        <w:t>The wine list is pricey and on the short side, but there are interesting choices, especially from California. Still, one might hope for more selections, given the challenging menu.</w:t>
-        <w:br/>
-        <w:t>On the other hand, desserts excelled. I especially liked the "creamsicle," a combination of vanilla ice cream and tangerine granita, and once again Emma described a dish -- this time the coconut flan -- as "awesome." The chocolate napoleon, a crisp, rich mille-feuille served with caramel ice cream, was too sweet for either of us.</w:t>
-        <w:br/>
-        <w:t xml:space="preserve"> </w:t>
-        <w:br/>
-        <w:t>Bill of fare</w:t>
-        <w:br/>
-        <w:t xml:space="preserve"> Smoking is not allowed in California restaurants. These restaurants, all in San Francisco, accept all major credit cards, except Delfina, which takes only Visa and Mastercard. Reservations are recommended.</w:t>
-        <w:br/>
-        <w:t>The cost of a meal is highly variable depending on what you order; unless otherwise noted, prices here are based on the average cost of two courses and dessert with a modest bottle of wine.</w:t>
-        <w:br/>
-        <w:t>MC2, 470 Pacific Avenue; (415) 956-0666. Lunch Monday through Friday, dinner Monday through Saturday. Valet parking (dinner only). Lunch for two, about $80; dinner for two, around $110.</w:t>
-        <w:br/>
-        <w:t>Oodles, 900 Bush Street; (415) 928-1888. Dinner Monday through Saturday. Valet parking. A tasting menu (recommended) is $60 a person including beverages, $42 without; an a la carte dinner for two starts around $55 with wine.</w:t>
-        <w:br/>
-        <w:t>Delfina, 3621 18th Street; (415) 552-4055. Dinner nightly. Parking is on the street. Dinner for two, around $60.</w:t>
-        <w:br/>
-        <w:t>Black Cat, 501 Broadway; (415) 981-2233. Lunch and dinner, noon to 2 A.M. every day. Valet parking. Lunch for two, around $60; dinner for two, around $75.</w:t>
-        <w:br/>
-        <w:t>Oritalia, 586 Bush Street; (415) 782-8122. Dinner nightly. Valet parking Thursday through Saturday. Dinner for two, around $90.</w:t>
         <w:br/>
         <w:br/>
         <w:t>http://www.nytimes.com</w:t>
+        <w:br/>
+        <w:t>Correction</w:t>
+        <w:br/>
+        <w:br/>
+        <w:br/>
+        <w:t>A picture caption on Sunday about a Roman Catholic priest in Darien, Conn., who is under federal investigation in connection with allegations that he misused church funds, misspelled his surname at one point in some copies. He is the Rev. Michael Jude Fay, not Faye.</w:t>
+        <w:br/>
+        <w:t>Correction-Date: July 11, 2006</w:t>
         <w:br/>
         <w:br/>
         <w:t>Graphic</w:t>
@@ -182,7 +153,11 @@
         <w:br/>
         <w:t xml:space="preserve"> </w:t>
         <w:br/>
-        <w:t>Photos: Pineapple inside-out cake at MC2. At MC2, the chef is Japanese and the owner Alsatian. Oritalia has a striking interior. Delfina, in the Mission district. Oodles, an Asian bistro at the foot of Nob Hill. (Terrence McCarthy for The New York Times)(pg. 6); Oodles, an Asian bistro at the foot of Nob Hill. (Terrence McCarthy for The New York Times)(pg. 22)</w:t>
+        <w:t>Photos: The Rev. Michael Jude Fay, in red shirt, and Cliff Fantini bought a condo at this Fort Lauderdale building together. Below, Father Fay in Darien, Conn., in 1994. (Photo by Tom Ryan/The Advocate)</w:t>
+        <w:br/>
+        <w:t>(Photo by Barbara P. Fernandez for The New York Times)(pg. 19)</w:t>
+        <w:br/>
+        <w:t xml:space="preserve"> Congregants leaving Sunday Mass at St. John Roman Catholic Church in Darien, Conn. (Photo by Douglas Healey for The New York Times)(pg. 20)</w:t>
       </w:r>
     </w:p>
     <w:sectPr>

--- a/example_articles/occupations/Service/3.occupations_Service_New_York_Times.docx
+++ b/example_articles/occupations/Service/3.occupations_Service_New_York_Times.docx
@@ -7,7 +7,7 @@
         <w:pStyle w:val="Heading1"/>
       </w:pPr>
       <w:r>
-        <w:t>Before the Downfall Of a Connecticut Priest, A Taste of the Good Life - Correction Appended</w:t>
+        <w:t>From the Annals Of Reinvention: Vidal Sassoon - Correction Appended</w:t>
       </w:r>
     </w:p>
     <w:p>
@@ -17,22 +17,22 @@
     </w:p>
     <w:p>
       <w:r>
-        <w:t>Date: 2006-07-09</w:t>
+        <w:t>Date: 2011-02-06</w:t>
       </w:r>
     </w:p>
     <w:p>
       <w:r>
-        <w:t>Section: Section 1; Column 3; Metropolitan Desk; Second Front; Pg. 19</w:t>
+        <w:t>Section: Section AR; Column 0; Arts and Leisure Desk; Pg. 12; FILM</w:t>
       </w:r>
     </w:p>
     <w:p>
       <w:r>
-        <w:t>Source file: NYT/48.DOCX</w:t>
+        <w:t>Source file: NYT/37.DOCX</w:t>
       </w:r>
     </w:p>
     <w:p>
       <w:r>
-        <w:t>Raw occupations result, 'occupations': ['Other: Police force (local)']</w:t>
+        <w:t>Raw occupations result, 'occupations': ['Other: hairdresser/apprentice (vocational trade)']</w:t>
       </w:r>
     </w:p>
     <w:p>
@@ -49,92 +49,61 @@
     </w:p>
     <w:p>
       <w:r>
-        <w:t>The Rev. Michael Jude Fay had his hair highlighted each spring at a local salon at prices of $85 or more, his hairdresser said. His vacation getaway was an ocean-view condominium in Florida that he owned with a close friend from Philadelphia. And he repeatedly spent thousands of dollars on luggage, jewelry and designer clothes, even though his salary was a modest $28,000 a year.</w:t>
+        <w:t>Beverly Hills, Calif.</w:t>
         <w:br/>
-        <w:t xml:space="preserve">  To many of his parishioners at St. John Roman Catholic Church in Darien, Father Fay's lavish ways came as a shock nearly two months ago when the Diocese of Bridgeport demanded his resignation because of questions about his suitability for the priesthood, his lifestyle and his financial stewardship of the church.</w:t>
+        <w:t>IN its early stages ''Vidal Sassoon The Movie'' was intended as a birthday present from Michael Gordon, the hair product mogul who produced it, to his old friend Mr. Sassoon. So it's not surprising that the documentary, which opens in New York on Friday, hits all the high points of Mr. Sassoon's 69-year career as a hairdresser: his head-turning geometric haircuts, his brilliance at branding his name, and his movie-star clientele. But it also covers the reinvention that took him there: how a London-born, tough working-class Jewish boy -- who was a fist-throwing member of the British anti-fascist brigade, 43 Group, and fought in Israel's War of Independence -- eventually got rid of his Cockney accent and became known as the charismatic, erudite millionaire King of Hair. Recently Mr. Sassoon, 83, impeccably attired in an Yves Saint Laurent suit and knotted black cashmere scarf, sat in an outdoor booth at the Polo Lounge at the Beverly Hills Hotel and held forth on a variety of subjects, from his memories of an impoverished childhood to why award-show red-carpet coverage makes him cringe. These are excerpts from his conversation with Margy Rochlin.</w:t>
         <w:br/>
-        <w:t>To those parishioners, he was the dutiful son of a New Jersey police officer and an advocate for the poor in wealthy Fairfield County. At times aloof, he was also sensitive in dealing with grief-stricken parishioners and showed flair in producing Broadway-style plays with local talent.</w:t>
+        <w:t>Q. When you first agreed to the documentary, you were writing your memoirs. Did one project feed the other?</w:t>
         <w:br/>
-        <w:t xml:space="preserve">  ''People loved him,'' said Richard Manegio, a Darien businessman whose ex-wife relied on Father Fay when she was battling cancer.</w:t>
+        <w:t>A. No question. I went back to my very early childhood, which I could never forget. I could remember it so well because it was so different.</w:t>
         <w:br/>
-        <w:t xml:space="preserve">  But a handful of parishioners, current and former employees and local merchants had nursed suspicions for years about the longtime pastor. In interviews, they -- and investigators, lawyers and church officials who came into the case more recently -- said Father Fay's taste for the gilded life seemed to have spun out of control in recent years. </w:t>
+        <w:t>Q. How so?</w:t>
         <w:br/>
-        <w:t xml:space="preserve">  ''He was the most high-class priest I've ever seen,'' said Frank Colandro, the owner of a deli across the street from the church, mentioning Father Fay's expensive-looking shoes and watches. And the more Father Fay spent, his critics say, the more autocratic and secretive he became about the church's finances.</w:t>
+        <w:t>A. During the late '20s my father left us. My mother was in a complete hole with no money, and we were evicted. She was so embarrassed that in the middle of the night an uncle picked us up in Shepherd's Bush and took us to a two-room tenement on Petticoat Lane with my three cousins and my Auntie Kate, a great, big-bosomed lady, full of fun. Boy, was that the ghetto. If it was January and if you had to use the toilet, you'd leave the building just praying that someone had just come off it so the seat was warm.</w:t>
         <w:br/>
-        <w:t xml:space="preserve">  Parishioners say there were warning signs about his spending, such as a black-tie bash he threw for himself at the Pierre Hotel, one of the premier hotels in Manhattan, in May 2003 to commemorate his 25th anniversary in the priesthood. But the Bridgeport Diocese did not pressure him to step aside until this year, after private investigators hired by the parish's bookkeeper and associate pastor documented at least $200,000 in questionable spending by Father Fay.</w:t>
+        <w:t>Q. When times got tougher, you were sent to live at a Jewish orphanage for seven years. How did you adjust?</w:t>
         <w:br/>
-        <w:t xml:space="preserve">  Now, F.B.I. agents are investigating his case, and parish officials have been passing the plate at services with extra pleas for offerings to ease the parish's debt load. </w:t>
+        <w:t>A. I was a bit of a rebel. When I was about 10 I ran away to see my father. He couldn't have cared less. He just took me back as soon as he could. There was a big meeting because I was the first one to have run away. And they said, ''What can we do to make you happier?'' I said, ''How about more food?''</w:t>
         <w:br/>
-        <w:t xml:space="preserve">  The diocese, which violated its own policy by not auditing the parish's finances for more than five years, has said it will not comment on Father Fay until its own investigation is done. </w:t>
+        <w:t>Q. You got into hairdressing because your mother had a premonition that it was your destiny. You didn't argue?</w:t>
         <w:br/>
-        <w:t xml:space="preserve">  Father Fay has not commented publicly, nor have the two lawyers who have told investigators they represent him. Attempts to obtain a comment from Father Fay were unsuccessful.</w:t>
+        <w:t>A. You never argued with my mother. You couldn't win.</w:t>
         <w:br/>
-        <w:t xml:space="preserve">  His 85-year-old mother, Mildred Fay, said in a brief interview, ''He's a wonderful person, and he's been wrongly accused.'' </w:t>
+        <w:t>Q. In the documentary you mention that the first hairdresser you apprenticed under was very strict.</w:t>
         <w:br/>
-        <w:t xml:space="preserve">  Even people who thought they knew him well now say Father Fay, 55, has become a riddle to them. ''This is a shock,'' said Ken Bruno, a building inspector in Palisades Park, N.J., whose children were confirmed by Father Fay about eight years ago. ''I'm still trying to make sense of it.''</w:t>
+        <w:t>A. You couldn't come to the salon with wrinkled trousers. I was 14, and we were sleeping at the shelters because the Luftwaffe were bombing every night. He'd tell you to sleep on your trousers without wriggling about, and you'd end up with a beautiful crease in the morning. He'd say, ''Make sure your shoes are shined and your nails are clean.'' Otherwise he'd send us home. It was barbaric, but I loved him. I learned my discipline from him.</w:t>
         <w:br/>
-        <w:t xml:space="preserve">  Father Fay's story begins in Palisades Park, a tight-knit, working-class town that barely covers one square mile. His father, Martin Terrance Fay, was a co-captain of the football team at St. Cecilia High School in Englewood, N.J., just as a new assistant coach, Vince Lombardi, was taking the team to new heights. </w:t>
+        <w:t>Q. You've said that it took you nine years to perfect the Sassoon technique. How did you appease the failed experiments?</w:t>
         <w:br/>
-        <w:t xml:space="preserve">  Martin Fay served in the Marine Corps during World War II and played minor-league football briefly until an injury sidelined him. Joining the Palisades Park police force in 1946, he ultimately became its chief. And when he died 10 years ago, the borough mourned, according to Frank A. Patti, a mortician who doubled until recently as the town historian. </w:t>
+        <w:t>A. ''It'll grow, darling. Come back and be my guest.''</w:t>
         <w:br/>
-        <w:t xml:space="preserve">  Father Fay ''comes from good stock,'' Mr. Patti said.</w:t>
+        <w:t>Q. What's crucial to being a great hairdresser?</w:t>
         <w:br/>
-        <w:t xml:space="preserve">  Michael James Fay, the third of the Fays' five children, attended the local parish school, was active in Catholic youth organizations and appeared in a school play.</w:t>
+        <w:t>A. The ability to look at somebody's face and body structure. It's like sculpture. You eliminate the superfluous. Q. Name a celebrity with a good haircut.</w:t>
         <w:br/>
-        <w:t xml:space="preserve">  None of Father Fay's siblings responded to requests for interviews.</w:t>
+        <w:t>A. Victoria Beckham has a marvelous haircut, and so does Tom Cruise's wife. But so many of them are wearing what I call curtains. They have beautiful bones, and they hide them with their hair. It's nuts.</w:t>
         <w:br/>
-        <w:t xml:space="preserve">  After a stint at St. Francis University in Loretto, Pa., he earned a degree from St. Mary's Seminary in Baltimore in 1977, adopted the middle name Jude and earned a Master of Arts degree in 1986 from Manhattan College, according to school records.</w:t>
+        <w:t>Q. Do you watch award ceremonies' red-carpet coverage to stay au courant?</w:t>
         <w:br/>
-        <w:t xml:space="preserve">  After being ordained in 1978, he worked as parochial vicar at some of Connecticut's most prosperous parishes, including St. Paul in Greenwich and St. Aloysius in New Canaan.</w:t>
+        <w:t>A. I'm terrified about what goes on at these awards shows. I recently did an interview where they showed me really bad pictures from the Golden Globes and asked for my opinion. You can't tell me that there aren't super hairdressers working at the awards. They just don't have time to do a really good job. I didn't name names. All my life I've never knocked a hairdresser. It doesn't become me.</w:t>
         <w:br/>
-        <w:t xml:space="preserve">  In 1991, he was put in charge of another wealthy parish, St. John, Darien's oldest Roman Catholic church. Parishioners say he urged them to show compassion to the needy, and they obliged by putting $10,000 or more a week into the church's collection baskets. </w:t>
+        <w:t>Q. When you chopped off Mia Farrow's trademark long hair for ''Rosemary's Baby,'' it generated big headlines. How did you come up with her almost boyish look?</w:t>
         <w:br/>
-        <w:t xml:space="preserve">  Parishioners also appreciated the spirited theatrical productions he helped direct at the church, including ''Nunsense,'' ''Guys and Dolls'' and ''Fiddler on the Roof.''</w:t>
+        <w:t>A. Do you know how that happened? She had an argument with Mr. Sinatra, and she went to town on her hair. Then she called me and said, ''Vidal, could you straighten my hair out?'' I said, ''Mia, I can only go short.''</w:t>
         <w:br/>
-        <w:t xml:space="preserve">  Starting in 2000, Father Fay's star seemed to rise. Sacred Heart University honored him for community service in 2002, and the Bridgeport Diocese appointed him to a sexual misconduct review board that year.</w:t>
+        <w:t>Q. Was your enduring tag line, ''If you don't look good, we don't look good,'' your idea?</w:t>
         <w:br/>
-        <w:t xml:space="preserve">  For all his outward success, it was evident that Father Fay had an appetite for little luxuries, such as the blond highlights his Darien hairdresser said he put in his hair.</w:t>
+        <w:t>A. No. I was backstage at a show we were doing in New Orleans, and a gentleman named Peter Rogers, an advertising genius out of New York, came over and introduced himself. All he said was, ''If you don't look good, we don't look good.'' I knew instinctively it was the right saying.</w:t>
         <w:br/>
-        <w:t xml:space="preserve">  A small bridal shower he threw for a Sunday school teacher had a three-piece combo and jaw-dropping flower arrangements, a person who attended said.</w:t>
+        <w:t>Q. The tone of those interviewed in ''Vidal Sassoon'' is very loving. Were you given editorial control?</w:t>
         <w:br/>
-        <w:t xml:space="preserve">  Parishioners said he spent thousands of dollars sprucing up the church and expanding the house where the priests lived. When one parent questioned the cost of a tapestry, Father Fay cut her off by saying, ''What makes you think it wasn't a gift?'' said Regina Damanti, a parishioner who heard the exchange.</w:t>
+        <w:t>A. No. I wanted them to have a clear, open field of thought rather than me pushing ideas into their head. Q. Reportedly Joan Rivers sent a three-page e-mail to the director of the documentary ''Joan Rivers: A Piece of Work'' outlining suggestions for improvements.</w:t>
         <w:br/>
-        <w:t xml:space="preserve">  Investigators say that friends and family of Father Fay seemed to receive special privileges or favors from the parish. For instance, the church paid last fall to fly another priest from Baltimore to Fort Lauderdale, Fla., where Father Fay owns a condominium, parish records show.</w:t>
+        <w:t>A. She probably wasn't in comedy, the director. Michael Gordon and I, we both come from hair. Joan Rivers is one of the funniest women alive. I definitely want to see her documentary.</w:t>
         <w:br/>
-        <w:t xml:space="preserve">  Father Fay also asked the church's caretaker to paint his mother's home in New Jersey and to repair the bungalow he once owned in western Connecticut, on church time, the investigators said.</w:t>
+        <w:t>Q. It's about how she was 76 and a total workaholic.</w:t>
         <w:br/>
-        <w:t xml:space="preserve">  Ellen Patafio, who was the parish's secretary from November 2004 until she quit in February, said Father Fay ''really changed a lot over the time I worked there.'' </w:t>
-        <w:br/>
-        <w:t xml:space="preserve">  Parishioners would call the office, wanting to discuss their problems with the priest, she said, and ''every time Jude would get on the phone, he'd roll his eyes.''</w:t>
-        <w:br/>
-        <w:t xml:space="preserve">  Over time, she and others said, they noticed that he left more of the pastoral work to his parochial vicar, the Rev. Michael J. Madden.</w:t>
-        <w:br/>
-        <w:t xml:space="preserve">  Father Fay learned he had prostate cancer, but Ms. Patafio and other parishioners said he cited problems from the cancer to avoid duties he disliked. He called it playing his ''cancer card,'' they said.</w:t>
-        <w:br/>
-        <w:t xml:space="preserve">  Bishop William E. Lori of Bridgeport told a recent gathering of parishioners that he may have given Father Fay latitude because he assumed the priest was in dire health. The severity of Father Fay's cancer problems is not known. </w:t>
-        <w:br/>
-        <w:t xml:space="preserve">  Father Fay did not relinquish his tight control over the church's finances, however, according to accounts provided by Ms. Patafio; the church's bookkeeper, Bethany D'Erario; her lawyer, Mickey Sherman; and the investigators she and Father Madden hired in May to look into possible improprieties at the church.</w:t>
-        <w:br/>
-        <w:t xml:space="preserve">  Father Fay typically kept donations to the church in his desk drawer instead of promptly depositing them in the church's bank account, making it difficult to track how the funds were used, said Vito Colucci Jr., one of the investigators hired by Father Madden. </w:t>
-        <w:br/>
-        <w:t xml:space="preserve">  In recent years, Father Fay also picked the members of the church's lay boards rather than let parishioners cast ballots, as they once did. None of the members of the parish's finance council returned calls seeking comment.</w:t>
-        <w:br/>
-        <w:t xml:space="preserve">  At least one member of the finance council, William Besgen, attended the black-tie event that Father Fay had at the Pierre Hotel in 2003, according to a seating list and Mr. Besgen's lawyer.</w:t>
-        <w:br/>
-        <w:t xml:space="preserve">  In the spring of 2005, Father Fay and his friend from Philadelphia, Cliff Fantini, a wedding consultant, jointly bought a $449,100 condo in Fort Lauderdale, property records show. Furnishings and monthly cable bills were charged to the parish, church records show. </w:t>
-        <w:br/>
-        <w:t xml:space="preserve">  The two men are also listed as tenants of a luxury apartment on East 63rd Street in Manhattan, the building's staff said. Mr. Fantini, known professionally as Cliff Martell, also stayed at the rectory for extended periods, Ms. Patafio said. </w:t>
-        <w:br/>
-        <w:t xml:space="preserve">  Ms. Patafio said Father Fay showered gifts, meals and trips on Mr. Fantini. ''Jude was always chasing after him,'' she said. </w:t>
-        <w:br/>
-        <w:t xml:space="preserve">  Mr. Fantini did not respond to multiple messages left at his home. </w:t>
-        <w:br/>
-        <w:t xml:space="preserve">  In April, the bookkeeper and Father Madden took their concerns to the diocese. Father Fay appeared before the bishop on May 9 to respond to the allegations but left without being relieved of his duties.</w:t>
-        <w:br/>
-        <w:t xml:space="preserve">  Frustrated, the bookkeeper and Father Madden asked Mr. Colucci and Wendy Kleinknecht, another investigator, to review records the bookkeeper had copied. On May 17, the investigators took their findings to the Darien police. The bishop asked Father Fay to resign and to leave the premises that same day. </w:t>
-        <w:br/>
-        <w:t xml:space="preserve">  Parishioners say they have not seen him since, although his sister Kathleen showed up recently to retrieve his personal belongings, including a cabinet full of Waterford crystal he left behind.</w:t>
-        <w:br/>
+        <w:t>A. I'm 83. Who wants to stop working?</w:t>
         <w:br/>
         <w:br/>
         <w:t>http://www.nytimes.com</w:t>
@@ -143,9 +112,9 @@
         <w:br/>
         <w:br/>
         <w:br/>
-        <w:t>A picture caption on Sunday about a Roman Catholic priest in Darien, Conn., who is under federal investigation in connection with allegations that he misused church funds, misspelled his surname at one point in some copies. He is the Rev. Michael Jude Fay, not Faye.</w:t>
+        <w:t>This article has been revised to reflect the following correction: An article on Page 12 this weekend about the hairdresser Vidal Sassoon and the new documentary ''Vidal Sassoon The Movie'' misstates the given name of a hair product mogul who produced the movie. He is Michael Gordon, not Mark.</w:t>
         <w:br/>
-        <w:t>Correction-Date: July 11, 2006</w:t>
+        <w:t>Correction-Date: February 6, 2011</w:t>
         <w:br/>
         <w:br/>
         <w:t>Graphic</w:t>
@@ -153,11 +122,7 @@
         <w:br/>
         <w:t xml:space="preserve"> </w:t>
         <w:br/>
-        <w:t>Photos: The Rev. Michael Jude Fay, in red shirt, and Cliff Fantini bought a condo at this Fort Lauderdale building together. Below, Father Fay in Darien, Conn., in 1994. (Photo by Tom Ryan/The Advocate)</w:t>
-        <w:br/>
-        <w:t>(Photo by Barbara P. Fernandez for The New York Times)(pg. 19)</w:t>
-        <w:br/>
-        <w:t xml:space="preserve"> Congregants leaving Sunday Mass at St. John Roman Catholic Church in Darien, Conn. (Photo by Douglas Healey for The New York Times)(pg. 20)</w:t>
+        <w:t>PHOTOS: Vidal Sassoon is the subject of a new documentary film, ''Vidal Sassoon The Movie.'' Right, a scene from the film shows Mr. Sassoon on the Millennium Bridge in London. Above, vintage Sassoon looks on contemporary models, in a still taken during the shooting of the film. (PHOTOGRAPHS BY MICHAEL GORDON/PHASE4 FILMS)</w:t>
       </w:r>
     </w:p>
     <w:sectPr>
